--- a/public/temp/new.docx
+++ b/public/temp/new.docx
@@ -9,74 +9,7 @@
           <w:lang w:val="en-US" w:eastAsia="zh-CN"/>
         </w:rPr>
       </w:pPr>
-      <w:r>
-        <w:rPr>
-          <w:rFonts w:hint="eastAsia"/>
-          <w:lang w:val="en-US" w:eastAsia="zh-CN"/>
-        </w:rPr>
-        <w:t># OnlyOffice 集成设计文档（修订版）</w:t>
-      </w:r>
-    </w:p>
-    <w:p>
-      <w:pPr>
-        <w:rPr>
-          <w:rFonts w:hint="eastAsia"/>
-          <w:lang w:val="en-US" w:eastAsia="zh-CN"/>
-        </w:rPr>
-      </w:pPr>
-    </w:p>
-    <w:p>
-      <w:pPr>
-        <w:rPr>
-          <w:rFonts w:hint="eastAsia"/>
-          <w:lang w:val="en-US" w:eastAsia="zh-CN"/>
-        </w:rPr>
-      </w:pPr>
-      <w:r>
-        <w:rPr>
-          <w:rFonts w:hint="eastAsia"/>
-          <w:lang w:val="en-US" w:eastAsia="zh-CN"/>
-        </w:rPr>
-        <w:t>**日期**: 2026-03-25</w:t>
-      </w:r>
-    </w:p>
-    <w:p>
-      <w:pPr>
-        <w:rPr>
-          <w:rFonts w:hint="eastAsia"/>
-          <w:lang w:val="en-US" w:eastAsia="zh-CN"/>
-        </w:rPr>
-      </w:pPr>
-      <w:r>
-        <w:rPr>
-          <w:rFonts w:hint="eastAsia"/>
-          <w:lang w:val="en-US" w:eastAsia="zh-CN"/>
-        </w:rPr>
-        <w:t>**项目**: demo-office</w:t>
-      </w:r>
-    </w:p>
-    <w:p>
-      <w:pPr>
-        <w:rPr>
-          <w:rFonts w:hint="eastAsia"/>
-          <w:lang w:val="en-US" w:eastAsia="zh-CN"/>
-        </w:rPr>
-      </w:pPr>
-      <w:r>
-        <w:rPr>
-          <w:rFonts w:hint="eastAsia"/>
-          <w:lang w:val="en-US" w:eastAsia="zh-CN"/>
-        </w:rPr>
-        <w:t>**目标**: 在 Vue 3 项目中集成 OnlyOffice Document Server，实现文档查看、编辑和对比功能</w:t>
-      </w:r>
-    </w:p>
-    <w:p>
-      <w:pPr>
-        <w:rPr>
-          <w:rFonts w:hint="eastAsia"/>
-          <w:lang w:val="en-US" w:eastAsia="zh-CN"/>
-        </w:rPr>
-      </w:pPr>
+      <w:bookmarkStart w:id="0" w:name="_GoBack"/>
     </w:p>
     <w:p>
       <w:pPr>
@@ -13397,9 +13330,8 @@
           <w:lang w:val="en-US" w:eastAsia="zh-CN"/>
         </w:rPr>
       </w:pPr>
-      <w:bookmarkStart w:id="0" w:name="_GoBack"/>
-      <w:bookmarkEnd w:id="0"/>
-    </w:p>
+    </w:p>
+    <w:bookmarkEnd w:id="0"/>
     <w:sectPr>
       <w:pgSz w:w="11906" w:h="16838"/>
       <w:pgMar w:top="1134" w:right="850" w:bottom="1134" w:left="1701" w:header="709" w:footer="709" w:gutter="0"/>
